--- a/MD-80/Thrust_Limits_and_TRI.docx
+++ b/MD-80/Thrust_Limits_and_TRI.docx
@@ -111,7 +111,7 @@
           <w:sz w:val="24"/>
           <w:szCs w:val="24"/>
         </w:rPr>
-        <w:t>10/21/2025</w:t>
+        <w:t>11/14/2025</w:t>
       </w:r>
       <w:r>
         <w:rPr>
@@ -3433,7 +3433,19 @@
           <w:u w:val="single"/>
         </w:rPr>
         <w:lastRenderedPageBreak/>
-        <w:t>Normal Takeoff Thrust</w:t>
+        <w:t xml:space="preserve">Takeoff </w:t>
+      </w:r>
+      <w:r>
+        <w:rPr>
+          <w:u w:val="single"/>
+        </w:rPr>
+        <w:t xml:space="preserve">Normal </w:t>
+      </w:r>
+      <w:r>
+        <w:rPr>
+          <w:u w:val="single"/>
+        </w:rPr>
+        <w:t>Thrust</w:t>
       </w:r>
       <w:r>
         <w:rPr>
@@ -3487,13 +3499,25 @@
         <w:rPr>
           <w:u w:val="single"/>
         </w:rPr>
+        <w:t xml:space="preserve">Takeoff </w:t>
+      </w:r>
+      <w:r>
+        <w:rPr>
+          <w:u w:val="single"/>
+        </w:rPr>
         <w:t>Maximum</w:t>
       </w:r>
       <w:r>
         <w:rPr>
           <w:u w:val="single"/>
         </w:rPr>
-        <w:t xml:space="preserve"> Takeoff Thrust</w:t>
+        <w:t xml:space="preserve"> </w:t>
+      </w:r>
+      <w:r>
+        <w:rPr>
+          <w:u w:val="single"/>
+        </w:rPr>
+        <w:t>Thrust</w:t>
       </w:r>
       <w:r>
         <w:rPr>
@@ -3595,10 +3619,28 @@
         <w:t xml:space="preserve"> ART must be disabl</w:t>
       </w:r>
       <w:r>
-        <w:t>ed as a derate from normal thrust is</w:t>
-      </w:r>
-      <w:r>
-        <w:t xml:space="preserve"> not allowed.</w:t>
+        <w:t xml:space="preserve">ed as </w:t>
+      </w:r>
+      <w:r>
+        <w:t xml:space="preserve">the mechanical thrust increase is only designed </w:t>
+      </w:r>
+      <w:r>
+        <w:t>to increase from</w:t>
+      </w:r>
+      <w:r>
+        <w:t xml:space="preserve"> normal </w:t>
+      </w:r>
+      <w:r>
+        <w:t>to</w:t>
+      </w:r>
+      <w:r>
+        <w:t xml:space="preserve"> maximum takeoff thrust</w:t>
+      </w:r>
+      <w:r>
+        <w:t>, not flexible takeoff thrust</w:t>
+      </w:r>
+      <w:r>
+        <w:t>.</w:t>
       </w:r>
     </w:p>
     <w:p>
@@ -4124,7 +4166,7 @@
         <v:path o:extrusionok="f" gradientshapeok="t" o:connecttype="rect"/>
         <o:lock v:ext="edit" aspectratio="t"/>
       </v:shapetype>
-      <v:shape id="_x0000_i1041" type="#_x0000_t75" style="width:87.75pt;height:23.85pt;visibility:visible;mso-wrap-style:square" o:bullet="t">
+      <v:shape id="_x0000_i1035" type="#_x0000_t75" style="width:87.45pt;height:23.8pt;visibility:visible;mso-wrap-style:square" o:bullet="t">
         <v:imagedata r:id="rId1" o:title=""/>
       </v:shape>
     </w:pict>

--- a/MD-80/Thrust_Limits_and_TRI.docx
+++ b/MD-80/Thrust_Limits_and_TRI.docx
@@ -111,7 +111,7 @@
           <w:sz w:val="24"/>
           <w:szCs w:val="24"/>
         </w:rPr>
-        <w:t>11/14/2025</w:t>
+        <w:t>3/6/2026</w:t>
       </w:r>
       <w:r>
         <w:rPr>
@@ -199,8 +199,8 @@
             <w:rPr>
               <w:noProof/>
               <w:kern w:val="2"/>
-              <w:sz w:val="22"/>
-              <w:szCs w:val="22"/>
+              <w:sz w:val="24"/>
+              <w:szCs w:val="24"/>
               <w14:ligatures w14:val="standardContextual"/>
             </w:rPr>
           </w:pPr>
@@ -213,7 +213,7 @@
           <w:r>
             <w:fldChar w:fldCharType="separate"/>
           </w:r>
-          <w:hyperlink w:anchor="_Toc152775614" w:history="1">
+          <w:hyperlink w:anchor="_Toc223689065" w:history="1">
             <w:r>
               <w:rPr>
                 <w:rStyle w:val="Hyperlink"/>
@@ -240,7 +240,7 @@
                 <w:noProof/>
                 <w:webHidden/>
               </w:rPr>
-              <w:instrText xml:space="preserve"> PAGEREF _Toc152775614 \h </w:instrText>
+              <w:instrText xml:space="preserve"> PAGEREF _Toc223689065 \h </w:instrText>
             </w:r>
             <w:r>
               <w:rPr>
@@ -280,12 +280,12 @@
             <w:rPr>
               <w:noProof/>
               <w:kern w:val="2"/>
-              <w:sz w:val="22"/>
-              <w:szCs w:val="22"/>
+              <w:sz w:val="24"/>
+              <w:szCs w:val="24"/>
               <w14:ligatures w14:val="standardContextual"/>
             </w:rPr>
           </w:pPr>
-          <w:hyperlink w:anchor="_Toc152775615" w:history="1">
+          <w:hyperlink w:anchor="_Toc223689066" w:history="1">
             <w:r>
               <w:rPr>
                 <w:rStyle w:val="Hyperlink"/>
@@ -312,7 +312,7 @@
                 <w:noProof/>
                 <w:webHidden/>
               </w:rPr>
-              <w:instrText xml:space="preserve"> PAGEREF _Toc152775615 \h </w:instrText>
+              <w:instrText xml:space="preserve"> PAGEREF _Toc223689066 \h </w:instrText>
             </w:r>
             <w:r>
               <w:rPr>
@@ -352,12 +352,12 @@
             <w:rPr>
               <w:noProof/>
               <w:kern w:val="2"/>
-              <w:sz w:val="22"/>
-              <w:szCs w:val="22"/>
+              <w:sz w:val="24"/>
+              <w:szCs w:val="24"/>
               <w14:ligatures w14:val="standardContextual"/>
             </w:rPr>
           </w:pPr>
-          <w:hyperlink w:anchor="_Toc152775616" w:history="1">
+          <w:hyperlink w:anchor="_Toc223689067" w:history="1">
             <w:r>
               <w:rPr>
                 <w:rStyle w:val="Hyperlink"/>
@@ -384,7 +384,7 @@
                 <w:noProof/>
                 <w:webHidden/>
               </w:rPr>
-              <w:instrText xml:space="preserve"> PAGEREF _Toc152775616 \h </w:instrText>
+              <w:instrText xml:space="preserve"> PAGEREF _Toc223689067 \h </w:instrText>
             </w:r>
             <w:r>
               <w:rPr>
@@ -424,12 +424,12 @@
             <w:rPr>
               <w:noProof/>
               <w:kern w:val="2"/>
-              <w:sz w:val="22"/>
-              <w:szCs w:val="22"/>
+              <w:sz w:val="24"/>
+              <w:szCs w:val="24"/>
               <w14:ligatures w14:val="standardContextual"/>
             </w:rPr>
           </w:pPr>
-          <w:hyperlink w:anchor="_Toc152775617" w:history="1">
+          <w:hyperlink w:anchor="_Toc223689068" w:history="1">
             <w:r>
               <w:rPr>
                 <w:rStyle w:val="Hyperlink"/>
@@ -456,7 +456,7 @@
                 <w:noProof/>
                 <w:webHidden/>
               </w:rPr>
-              <w:instrText xml:space="preserve"> PAGEREF _Toc152775617 \h </w:instrText>
+              <w:instrText xml:space="preserve"> PAGEREF _Toc223689068 \h </w:instrText>
             </w:r>
             <w:r>
               <w:rPr>
@@ -496,80 +496,12 @@
             <w:rPr>
               <w:noProof/>
               <w:kern w:val="2"/>
-              <w:sz w:val="22"/>
-              <w:szCs w:val="22"/>
+              <w:sz w:val="24"/>
+              <w:szCs w:val="24"/>
               <w14:ligatures w14:val="standardContextual"/>
             </w:rPr>
           </w:pPr>
-          <w:hyperlink w:anchor="_Toc152775618" w:history="1">
-            <w:r>
-              <w:rPr>
-                <w:rStyle w:val="Hyperlink"/>
-                <w:noProof/>
-              </w:rPr>
-              <w:t>Automatic Thrust Restoration</w:t>
-            </w:r>
-            <w:r>
-              <w:rPr>
-                <w:noProof/>
-                <w:webHidden/>
-              </w:rPr>
-              <w:tab/>
-            </w:r>
-            <w:r>
-              <w:rPr>
-                <w:noProof/>
-                <w:webHidden/>
-              </w:rPr>
-              <w:fldChar w:fldCharType="begin"/>
-            </w:r>
-            <w:r>
-              <w:rPr>
-                <w:noProof/>
-                <w:webHidden/>
-              </w:rPr>
-              <w:instrText xml:space="preserve"> PAGEREF _Toc152775618 \h </w:instrText>
-            </w:r>
-            <w:r>
-              <w:rPr>
-                <w:noProof/>
-                <w:webHidden/>
-              </w:rPr>
-              <w:fldChar w:fldCharType="separate"/>
-            </w:r>
-            <w:r>
-              <w:rPr>
-                <w:b/>
-                <w:bCs/>
-                <w:noProof/>
-                <w:webHidden/>
-              </w:rPr>
-              <w:t>Error! Bookmark not defined.</w:t>
-            </w:r>
-            <w:r>
-              <w:rPr>
-                <w:noProof/>
-                <w:webHidden/>
-              </w:rPr>
-              <w:fldChar w:fldCharType="end"/>
-            </w:r>
-          </w:hyperlink>
-        </w:p>
-        <w:p>
-          <w:pPr>
-            <w:pStyle w:val="TOC1"/>
-            <w:tabs>
-              <w:tab w:val="right" w:leader="dot" w:pos="9350"/>
-            </w:tabs>
-            <w:rPr>
-              <w:noProof/>
-              <w:kern w:val="2"/>
-              <w:sz w:val="22"/>
-              <w:szCs w:val="22"/>
-              <w14:ligatures w14:val="standardContextual"/>
-            </w:rPr>
-          </w:pPr>
-          <w:hyperlink w:anchor="_Toc152775619" w:history="1">
+          <w:hyperlink w:anchor="_Toc223689069" w:history="1">
             <w:r>
               <w:rPr>
                 <w:rStyle w:val="Hyperlink"/>
@@ -596,7 +528,7 @@
                 <w:noProof/>
                 <w:webHidden/>
               </w:rPr>
-              <w:instrText xml:space="preserve"> PAGEREF _Toc152775619 \h </w:instrText>
+              <w:instrText xml:space="preserve"> PAGEREF _Toc223689069 \h </w:instrText>
             </w:r>
             <w:r>
               <w:rPr>
@@ -667,7 +599,7 @@
       <w:pPr>
         <w:pStyle w:val="Heading1"/>
       </w:pPr>
-      <w:bookmarkStart w:id="2" w:name="_Toc152775614"/>
+      <w:bookmarkStart w:id="2" w:name="_Toc223689065"/>
       <w:r>
         <w:lastRenderedPageBreak/>
         <w:t>Introduction</w:t>
@@ -714,7 +646,7 @@
       <w:pPr>
         <w:pStyle w:val="Heading1"/>
       </w:pPr>
-      <w:bookmarkStart w:id="3" w:name="_Toc152775615"/>
+      <w:bookmarkStart w:id="3" w:name="_Toc223689066"/>
       <w:r>
         <w:t>Controls and Indicators</w:t>
       </w:r>
@@ -3374,7 +3306,7 @@
       <w:pPr>
         <w:pStyle w:val="Heading1"/>
       </w:pPr>
-      <w:bookmarkStart w:id="4" w:name="_Toc152775616"/>
+      <w:bookmarkStart w:id="4" w:name="_Toc223689067"/>
       <w:r>
         <w:t>Thrust Limits</w:t>
       </w:r>
@@ -3744,7 +3676,7 @@
       <w:pPr>
         <w:pStyle w:val="Heading1"/>
       </w:pPr>
-      <w:bookmarkStart w:id="5" w:name="_Toc152775617"/>
+      <w:bookmarkStart w:id="5" w:name="_Toc223689068"/>
       <w:r>
         <w:t>Automatic Reserve Thrust</w:t>
       </w:r>
@@ -3921,7 +3853,7 @@
       <w:pPr>
         <w:pStyle w:val="Heading1"/>
       </w:pPr>
-      <w:bookmarkStart w:id="6" w:name="_Toc152775619"/>
+      <w:bookmarkStart w:id="6" w:name="_Toc223689069"/>
       <w:r>
         <w:lastRenderedPageBreak/>
         <w:t>EPR Limit Override</w:t>
@@ -4166,7 +4098,7 @@
         <v:path o:extrusionok="f" gradientshapeok="t" o:connecttype="rect"/>
         <o:lock v:ext="edit" aspectratio="t"/>
       </v:shapetype>
-      <v:shape id="_x0000_i1035" type="#_x0000_t75" style="width:87.45pt;height:23.8pt;visibility:visible;mso-wrap-style:square" o:bullet="t">
+      <v:shape id="_x0000_i1025" type="#_x0000_t75" style="width:87.55pt;height:23.6pt;visibility:visible;mso-wrap-style:square" o:bullet="t">
         <v:imagedata r:id="rId1" o:title=""/>
       </v:shape>
     </w:pict>
